--- a/docs/presentacion-faro/04-guion-de-video.docx
+++ b/docs/presentacion-faro/04-guion-de-video.docx
@@ -64,7 +64,7 @@
           <w:color w:val="555552"/>
           <w:sz w:val="19"/>
         </w:rPr>
-        <w:t>Guion de video · Versión 1.0 (borrador) · Duración objetivo: 3 min · Voz: [Tu nombre], GreenLand · Para colegas y para compartir</w:t>
+        <w:t>Guion de video · Versión 1.0 (borrador) · Duración objetivo: 3 min 30 s · Voz: [Tu nombre], GreenLand · Para colegas y para compartir</w:t>
       </w:r>
     </w:p>
     <w:p>
@@ -444,7 +444,7 @@
                 <w:i w:val="0"/>
                 <w:sz w:val="19"/>
               </w:rPr>
-              <w:t>Unas 140. La locución de abajo suma unas 320 palabras (alrededor de 2 min 30 s hablados, más pausas e imágenes).</w:t>
+              <w:t>Unas 140. La locución de abajo suma unas 370 palabras (alrededor de 2 min 40 s hablados, más pausas e imágenes).</w:t>
             </w:r>
           </w:p>
         </w:tc>
@@ -693,7 +693,7 @@
                 <w:sz w:val="17"/>
               </w:rPr>
               <w:br/>
-              <w:t>0:20 – 0:35</w:t>
+              <w:t>0:20 – 0:50</w:t>
             </w:r>
           </w:p>
         </w:tc>
@@ -718,7 +718,7 @@
                 <w:i w:val="0"/>
                 <w:sz w:val="17"/>
               </w:rPr>
-              <w:t>Aparece el logo FARO y la frase.</w:t>
+              <w:t>Aparece un círculo de 360° que se divide en cuatro cuartos: F, A, R, O. En el centro, «PMO360».</w:t>
             </w:r>
           </w:p>
         </w:tc>
@@ -743,7 +743,7 @@
                 <w:i w:val="0"/>
                 <w:sz w:val="17"/>
               </w:rPr>
-              <w:t>«Un faro no evita la tormenta. Evita que naveguemos a ciegas. Por eso proponemos FARO: cuatro pasos para que ningún proyecto navegue a ciegas.»</w:t>
+              <w:t>«Un faro no evita la tormenta. Evita que naveguemos a ciegas. Esa luz se llama PMO360: gira los trescientos sesenta grados para que nada quede en la sombra. Y la encendemos en cuatro pasos, uno por cada cuarto de vuelta: FARO.»</w:t>
             </w:r>
           </w:p>
         </w:tc>
@@ -768,7 +768,9 @@
                 <w:i w:val="0"/>
                 <w:sz w:val="17"/>
               </w:rPr>
-              <w:t>FARO · Que ningún proyecto navegue a ciegas</w:t>
+              <w:t>PMO360 = la vuelta completa (360°)</w:t>
+              <w:br/>
+              <w:t>FARO = cuatro pasos, cuatro cuartos de vuelta</w:t>
             </w:r>
           </w:p>
         </w:tc>
@@ -803,7 +805,7 @@
                 <w:sz w:val="17"/>
               </w:rPr>
               <w:br/>
-              <w:t>0:35 – 1:10</w:t>
+              <w:t>0:50 – 1:25</w:t>
             </w:r>
           </w:p>
         </w:tc>
@@ -851,7 +853,7 @@
                 <w:i w:val="0"/>
                 <w:sz w:val="17"/>
               </w:rPr>
-              <w:t>«F de Fuente única. En la Segunda Guerra Mundial, un matemático, Abraham Wald, notó que todos miraban los aviones que volvían, cuando lo importante estaba en los que no volvieron. Nos pasa igual: vemos los informes que llegan, no los que faltan. La plataforma calcula el estado de cada proyecto con cuatro dimensiones, y manda la peor. Y si falta información, no pinta verde: dice «Sin datos».»</w:t>
+              <w:t>«Primer cuarto: F de Fuente única. En la Segunda Guerra Mundial, un matemático, Abraham Wald, notó que todos miraban los aviones que volvían, cuando lo importante estaba en los que no volvieron. Nos pasa igual: vemos los informes que llegan, no los que faltan. La plataforma calcula el estado de cada proyecto con cuatro dimensiones, y manda la peor. Y si falta información, no pinta verde: dice «Sin datos».»</w:t>
             </w:r>
           </w:p>
         </w:tc>
@@ -915,7 +917,7 @@
                 <w:sz w:val="17"/>
               </w:rPr>
               <w:br/>
-              <w:t>1:10 – 1:45</w:t>
+              <w:t>1:25 – 2:00</w:t>
             </w:r>
           </w:p>
         </w:tc>
@@ -965,7 +967,7 @@
                 <w:i w:val="0"/>
                 <w:sz w:val="17"/>
               </w:rPr>
-              <w:t>«A de Alerta a tiempo. Un cambio queda esperando firma y nadie sabe dónde está. Cuando por fin se firma, la obra ya avanzó. Ahora, cuando un cambio pasa a aprobación, le llega un correo a quien debe decidir. Y cada lunes a las 7:30 de la mañana sale un informe de una página.»</w:t>
+              <w:t>«Segundo cuarto: A de Alerta a tiempo. Un cambio queda esperando firma y nadie sabe dónde está. Cuando por fin se firma, la obra ya avanzó. Ahora, cuando un cambio pasa a aprobación, le llega un correo a quien debe decidir. Y cada lunes a las 7:30 de la mañana sale un informe de una página.»</w:t>
             </w:r>
           </w:p>
         </w:tc>
@@ -1029,7 +1031,7 @@
                 <w:sz w:val="17"/>
               </w:rPr>
               <w:br/>
-              <w:t>1:45 – 2:20</w:t>
+              <w:t>2:00 – 2:35</w:t>
             </w:r>
           </w:p>
         </w:tc>
@@ -1077,7 +1079,7 @@
                 <w:i w:val="0"/>
                 <w:sz w:val="17"/>
               </w:rPr>
-              <w:t>«R de Respaldo. Llega una reclamación y no hay quién demuestre qué se aprobó, cuándo y con qué cifra. Un dato sin historial no se defiende. En la plataforma, cada persona ve solo lo que le corresponde, los cambios quedan registrados y las reglas están escritas y probadas con casi ochocientas comprobaciones automáticas.»</w:t>
+              <w:t>«Tercer cuarto: R de Respaldo. Llega una reclamación y no hay quién demuestre qué se aprobó, cuándo y con qué cifra. Un dato sin historial no se defiende. En la plataforma, cada persona ve solo lo que le corresponde, los cambios quedan registrados y las reglas están escritas y probadas con casi ochocientas comprobaciones automáticas.»</w:t>
             </w:r>
           </w:p>
         </w:tc>
@@ -1141,7 +1143,7 @@
                 <w:sz w:val="17"/>
               </w:rPr>
               <w:br/>
-              <w:t>2:20 – 2:45</w:t>
+              <w:t>2:35 – 3:05</w:t>
             </w:r>
           </w:p>
         </w:tc>
@@ -1191,7 +1193,7 @@
                 <w:i w:val="0"/>
                 <w:sz w:val="17"/>
               </w:rPr>
-              <w:t>«O de Operación que escala. Todos conocemos ese Excel que nadie se atreve a tocar. Una herramienta que depende de una sola persona es un riesgo. Aquí los datos viven en una base estándar, con instalación documentada, para que la luz siga encendida cuando alguien falte.»</w:t>
+              <w:t>«Cuarto cuarto: O de Operación que escala. Todos conocemos ese Excel que nadie se atreve a tocar. Una herramienta que depende de una sola persona es un riesgo. Aquí los datos viven en una base estándar, con instalación documentada, para que la luz siga encendida cuando alguien falte. Y con este cuarto se completa la vuelta: trescientos sesenta grados.»</w:t>
             </w:r>
           </w:p>
         </w:tc>
@@ -1253,7 +1255,7 @@
                 <w:sz w:val="17"/>
               </w:rPr>
               <w:br/>
-              <w:t>2:45 – 2:52</w:t>
+              <w:t>3:05 – 3:12</w:t>
             </w:r>
           </w:p>
         </w:tc>
@@ -1361,7 +1363,7 @@
                 <w:sz w:val="17"/>
               </w:rPr>
               <w:br/>
-              <w:t>2:52 – 3:05</w:t>
+              <w:t>3:12 – 3:30</w:t>
             </w:r>
           </w:p>
         </w:tc>
@@ -1411,7 +1413,7 @@
                 <w:i w:val="0"/>
                 <w:sz w:val="17"/>
               </w:rPr>
-              <w:t>«Pedimos noventa días con tres o cuatro proyectos para medirlo. Un faro no se evalúa por cuánto brilla, sino por los barcos que evita perder. Probémoslo.»</w:t>
+              <w:t>«PMO360 es la luz, FARO es cómo la mantenemos encendida. Pedimos noventa días con tres o cuatro proyectos para medirlo. Un faro no se evalúa por cuánto brilla, sino por los barcos que evita perder. Probémoslo.»</w:t>
             </w:r>
           </w:p>
         </w:tc>
@@ -1472,7 +1474,7 @@
           <w:b w:val="0"/>
           <w:i w:val="0"/>
         </w:rPr>
-        <w:t>Un faro no evita la tormenta. Evita que naveguemos a ciegas. Por eso proponemos FARO: cuatro pasos para que ningún proyecto navegue a ciegas.</w:t>
+        <w:t>Un faro no evita la tormenta. Evita que naveguemos a ciegas. Esa luz se llama PMO360: gira los trescientos sesenta grados para que nada quede en la sombra. Y la encendemos en cuatro pasos, uno por cada cuarto de vuelta: FARO.</w:t>
       </w:r>
     </w:p>
     <w:p>
@@ -1481,7 +1483,7 @@
           <w:b w:val="0"/>
           <w:i w:val="0"/>
         </w:rPr>
-        <w:t>F de Fuente única. En la Segunda Guerra Mundial, un matemático, Abraham Wald, notó que todos miraban los aviones que volvían, cuando lo importante estaba en los que no volvieron. Nos pasa igual: vemos los informes que llegan, no los que faltan. La plataforma calcula el estado de cada proyecto con cuatro dimensiones, y manda la peor. Y si falta información, no pinta verde: dice «Sin datos».</w:t>
+        <w:t>Primer cuarto: F de Fuente única. En la Segunda Guerra Mundial, un matemático, Abraham Wald, notó que todos miraban los aviones que volvían, cuando lo importante estaba en los que no volvieron. Nos pasa igual: vemos los informes que llegan, no los que faltan. La plataforma calcula el estado de cada proyecto con cuatro dimensiones, y manda la peor. Y si falta información, no pinta verde: dice «Sin datos».</w:t>
       </w:r>
     </w:p>
     <w:p>
@@ -1490,7 +1492,7 @@
           <w:b w:val="0"/>
           <w:i w:val="0"/>
         </w:rPr>
-        <w:t>A de Alerta a tiempo. Un cambio queda esperando firma y nadie sabe dónde está. Cuando por fin se firma, la obra ya avanzó. Ahora, cuando un cambio pasa a aprobación, le llega un correo a quien debe decidir. Y cada lunes a las 7:30 de la mañana sale un informe de una página.</w:t>
+        <w:t>Segundo cuarto: A de Alerta a tiempo. Un cambio queda esperando firma y nadie sabe dónde está. Cuando por fin se firma, la obra ya avanzó. Ahora, cuando un cambio pasa a aprobación, le llega un correo a quien debe decidir. Y cada lunes a las 7:30 de la mañana sale un informe de una página.</w:t>
       </w:r>
     </w:p>
     <w:p>
@@ -1499,7 +1501,7 @@
           <w:b w:val="0"/>
           <w:i w:val="0"/>
         </w:rPr>
-        <w:t>R de Respaldo. Llega una reclamación y no hay quién demuestre qué se aprobó, cuándo y con qué cifra. Un dato sin historial no se defiende. En la plataforma, cada persona ve solo lo que le corresponde, los cambios quedan registrados y las reglas están escritas y probadas con casi ochocientas comprobaciones automáticas.</w:t>
+        <w:t>Tercer cuarto: R de Respaldo. Llega una reclamación y no hay quién demuestre qué se aprobó, cuándo y con qué cifra. Un dato sin historial no se defiende. En la plataforma, cada persona ve solo lo que le corresponde, los cambios quedan registrados y las reglas están escritas y probadas con casi ochocientas comprobaciones automáticas.</w:t>
       </w:r>
     </w:p>
     <w:p>
@@ -1508,7 +1510,7 @@
           <w:b w:val="0"/>
           <w:i w:val="0"/>
         </w:rPr>
-        <w:t>O de Operación que escala. Todos conocemos ese Excel que nadie se atreve a tocar. Una herramienta que depende de una sola persona es un riesgo. Aquí los datos viven en una base estándar, con instalación documentada, para que la luz siga encendida cuando alguien falte.</w:t>
+        <w:t>Cuarto cuarto: O de Operación que escala. Todos conocemos ese Excel que nadie se atreve a tocar. Una herramienta que depende de una sola persona es un riesgo. Aquí los datos viven en una base estándar, con instalación documentada, para que la luz siga encendida cuando alguien falte. Y con este cuarto se completa la vuelta: trescientos sesenta grados.</w:t>
       </w:r>
     </w:p>
     <w:p>
@@ -1526,7 +1528,7 @@
           <w:b w:val="0"/>
           <w:i w:val="0"/>
         </w:rPr>
-        <w:t>Pedimos noventa días con tres o cuatro proyectos para medirlo. Un faro no se evalúa por cuánto brilla, sino por los barcos que evita perder. Probémoslo.</w:t>
+        <w:t>PMO360 es la luz, FARO es cómo la mantenemos encendida. Pedimos noventa días con tres o cuatro proyectos para medirlo. Un faro no se evalúa por cuánto brilla, sino por los barcos que evita perder. Probémoslo.</w:t>
       </w:r>
     </w:p>
     <w:p>
